--- a/lessions/0008_3.docx
+++ b/lessions/0008_3.docx
@@ -98,7 +98,13 @@
         <w:ind w:left="-1440"/>
       </w:pPr>
       <w:r>
-        <w:t>That is Tom’s -&gt; -&gt; Đây là xe của Tom</w:t>
+        <w:t>That is Tom’s</w:t>
+      </w:r>
+      <w:r>
+        <w:t xml:space="preserve"> car</w:t>
+      </w:r>
+      <w:r>
+        <w:t xml:space="preserve"> -&gt; Đây là xe của Tom</w:t>
       </w:r>
     </w:p>
     <w:p>
@@ -154,7 +160,13 @@
         <w:ind w:left="-1440"/>
       </w:pPr>
       <w:r>
-        <w:t>The girls’ are new.-&gt; Cặp của  các có gái đều mới</w:t>
+        <w:t>The girls’</w:t>
+      </w:r>
+      <w:r>
+        <w:t xml:space="preserve"> bags</w:t>
+      </w:r>
+      <w:r>
+        <w:t xml:space="preserve"> are new.-&gt; Cặp của  các có gái đều mới</w:t>
       </w:r>
     </w:p>
     <w:p>
@@ -202,7 +214,19 @@
         <w:ind w:left="-1440"/>
       </w:pPr>
       <w:r>
-        <w:t>This is jonh and Lisa’s house -&gt; Đâyu là nhà của jonh và Lisa.</w:t>
+        <w:t>This is jo</w:t>
+      </w:r>
+      <w:r>
+        <w:t>hn</w:t>
+      </w:r>
+      <w:r>
+        <w:t xml:space="preserve"> and Lisa’s house -&gt; Đâyu là nhà của jo</w:t>
+      </w:r>
+      <w:r>
+        <w:t>hn</w:t>
+      </w:r>
+      <w:r>
+        <w:t xml:space="preserve"> và Lisa.</w:t>
       </w:r>
     </w:p>
     <w:p>
@@ -213,7 +237,13 @@
         <w:t>That is Minh and Nam’s com</w:t>
       </w:r>
       <w:r>
-        <w:t>pany. -&gt; Đó là công từ của Minh và Nam</w:t>
+        <w:t>pany. -&gt; Đó là công t</w:t>
+      </w:r>
+      <w:r>
+        <w:t>y</w:t>
+      </w:r>
+      <w:r>
+        <w:t xml:space="preserve"> của Minh và Nam</w:t>
       </w:r>
     </w:p>
     <w:p>
